--- a/mps-nivel-c/oficial/04_registros/FTGASMIG_Governanca-APIs/GASMIG02_Fundacao-Tecnologica/VV-GASMIG02-001_Plano-de-VV.docx
+++ b/mps-nivel-c/oficial/04_registros/FTGASMIG_Governanca-APIs/GASMIG02_Fundacao-Tecnologica/VV-GASMIG02-001_Plano-de-VV.docx
@@ -1948,7 +1948,7 @@
                 <w:i w:val="0"/>
                 <w:sz w:val="20"/>
               </w:rPr>
-              <w:t>☐</w:t>
+              <w:t>✅</w:t>
             </w:r>
           </w:p>
         </w:tc>
@@ -1974,7 +1974,7 @@
                 <w:i w:val="0"/>
                 <w:sz w:val="20"/>
               </w:rPr>
-              <w:t>—</w:t>
+              <w:t>Verificado por Cézar Hiraki em 13/05/2026</w:t>
             </w:r>
           </w:p>
         </w:tc>
@@ -2102,7 +2102,7 @@
                 <w:i w:val="0"/>
                 <w:sz w:val="20"/>
               </w:rPr>
-              <w:t>☐</w:t>
+              <w:t>✅</w:t>
             </w:r>
           </w:p>
         </w:tc>
@@ -2127,7 +2127,7 @@
                 <w:i w:val="0"/>
                 <w:sz w:val="20"/>
               </w:rPr>
-              <w:t>—</w:t>
+              <w:t>Verificado por Cézar Hiraki em 13/05/2026</w:t>
             </w:r>
           </w:p>
         </w:tc>
@@ -2210,7 +2210,7 @@
                 <w:i w:val="0"/>
                 <w:sz w:val="20"/>
               </w:rPr>
-              <w:t>☐</w:t>
+              <w:t>✅</w:t>
             </w:r>
           </w:p>
         </w:tc>
@@ -2236,7 +2236,7 @@
                 <w:i w:val="0"/>
                 <w:sz w:val="20"/>
               </w:rPr>
-              <w:t>—</w:t>
+              <w:t>Verificado por Cézar Hiraki em 13/05/2026</w:t>
             </w:r>
           </w:p>
         </w:tc>
@@ -2316,7 +2316,7 @@
                 <w:i w:val="0"/>
                 <w:sz w:val="20"/>
               </w:rPr>
-              <w:t>☐</w:t>
+              <w:t>✅</w:t>
             </w:r>
           </w:p>
         </w:tc>
@@ -2341,7 +2341,7 @@
                 <w:i w:val="0"/>
                 <w:sz w:val="20"/>
               </w:rPr>
-              <w:t>—</w:t>
+              <w:t>Verificado por Cézar Hiraki em 13/05/2026</w:t>
             </w:r>
           </w:p>
         </w:tc>
@@ -2424,7 +2424,7 @@
                 <w:i w:val="0"/>
                 <w:sz w:val="20"/>
               </w:rPr>
-              <w:t>☐</w:t>
+              <w:t>✅</w:t>
             </w:r>
           </w:p>
         </w:tc>
@@ -2450,7 +2450,7 @@
                 <w:i w:val="0"/>
                 <w:sz w:val="20"/>
               </w:rPr>
-              <w:t>—</w:t>
+              <w:t>Verificado por Cézar Hiraki em 13/05/2026</w:t>
             </w:r>
           </w:p>
         </w:tc>
@@ -2559,7 +2559,7 @@
                 <w:i w:val="0"/>
                 <w:sz w:val="20"/>
               </w:rPr>
-              <w:t>☐</w:t>
+              <w:t>✅</w:t>
             </w:r>
           </w:p>
         </w:tc>
@@ -2584,7 +2584,7 @@
                 <w:i w:val="0"/>
                 <w:sz w:val="20"/>
               </w:rPr>
-              <w:t>—</w:t>
+              <w:t>Verificado por Cézar Hiraki em 13/05/2026</w:t>
             </w:r>
           </w:p>
         </w:tc>
@@ -2819,7 +2819,7 @@
                 <w:i w:val="0"/>
                 <w:sz w:val="20"/>
               </w:rPr>
-              <w:t>☐</w:t>
+              <w:t>✅</w:t>
             </w:r>
           </w:p>
         </w:tc>
@@ -2845,7 +2845,7 @@
                 <w:i w:val="0"/>
                 <w:sz w:val="20"/>
               </w:rPr>
-              <w:t>—</w:t>
+              <w:t>Verificado por Cézar Hiraki em 13/05/2026</w:t>
             </w:r>
           </w:p>
         </w:tc>
@@ -2925,7 +2925,7 @@
                 <w:i w:val="0"/>
                 <w:sz w:val="20"/>
               </w:rPr>
-              <w:t>☐</w:t>
+              <w:t>✅</w:t>
             </w:r>
           </w:p>
         </w:tc>
@@ -2950,7 +2950,7 @@
                 <w:i w:val="0"/>
                 <w:sz w:val="20"/>
               </w:rPr>
-              <w:t>—</w:t>
+              <w:t>Verificado por Cézar Hiraki em 13/05/2026</w:t>
             </w:r>
           </w:p>
         </w:tc>
@@ -3204,7 +3204,7 @@
                 <w:i w:val="0"/>
                 <w:sz w:val="20"/>
               </w:rPr>
-              <w:t>☐</w:t>
+              <w:t>✅</w:t>
             </w:r>
           </w:p>
         </w:tc>
@@ -3230,7 +3230,7 @@
                 <w:i w:val="0"/>
                 <w:sz w:val="20"/>
               </w:rPr>
-              <w:t>—</w:t>
+              <w:t>Verificado por Cézar Hiraki em 13/05/2026</w:t>
             </w:r>
           </w:p>
         </w:tc>
@@ -3310,7 +3310,7 @@
                 <w:i w:val="0"/>
                 <w:sz w:val="20"/>
               </w:rPr>
-              <w:t>☐</w:t>
+              <w:t>✅</w:t>
             </w:r>
           </w:p>
         </w:tc>
@@ -3335,7 +3335,7 @@
                 <w:i w:val="0"/>
                 <w:sz w:val="20"/>
               </w:rPr>
-              <w:t>—</w:t>
+              <w:t>Verificado por Cézar Hiraki em 13/05/2026</w:t>
             </w:r>
           </w:p>
         </w:tc>
@@ -3418,7 +3418,7 @@
                 <w:i w:val="0"/>
                 <w:sz w:val="20"/>
               </w:rPr>
-              <w:t>☐</w:t>
+              <w:t>✅</w:t>
             </w:r>
           </w:p>
         </w:tc>
@@ -3444,7 +3444,7 @@
                 <w:i w:val="0"/>
                 <w:sz w:val="20"/>
               </w:rPr>
-              <w:t>—</w:t>
+              <w:t>Verificado por Cézar Hiraki em 13/05/2026</w:t>
             </w:r>
           </w:p>
         </w:tc>
@@ -3689,7 +3689,7 @@
                 <w:i w:val="0"/>
                 <w:sz w:val="20"/>
               </w:rPr>
-              <w:t>☐</w:t>
+              <w:t>✅</w:t>
             </w:r>
           </w:p>
         </w:tc>
@@ -3715,7 +3715,7 @@
                 <w:i w:val="0"/>
                 <w:sz w:val="20"/>
               </w:rPr>
-              <w:t>—</w:t>
+              <w:t>Verificado por Cézar Hiraki em 13/05/2026</w:t>
             </w:r>
           </w:p>
         </w:tc>
@@ -3795,7 +3795,7 @@
                 <w:i w:val="0"/>
                 <w:sz w:val="20"/>
               </w:rPr>
-              <w:t>☐</w:t>
+              <w:t>✅</w:t>
             </w:r>
           </w:p>
         </w:tc>
@@ -3820,7 +3820,7 @@
                 <w:i w:val="0"/>
                 <w:sz w:val="20"/>
               </w:rPr>
-              <w:t>—</w:t>
+              <w:t>Verificado por Cézar Hiraki em 13/05/2026</w:t>
             </w:r>
           </w:p>
         </w:tc>
@@ -3903,7 +3903,7 @@
                 <w:i w:val="0"/>
                 <w:sz w:val="20"/>
               </w:rPr>
-              <w:t>☐</w:t>
+              <w:t>✅</w:t>
             </w:r>
           </w:p>
         </w:tc>
@@ -3929,7 +3929,7 @@
                 <w:i w:val="0"/>
                 <w:sz w:val="20"/>
               </w:rPr>
-              <w:t>—</w:t>
+              <w:t>Verificado por Cézar Hiraki em 13/05/2026</w:t>
             </w:r>
           </w:p>
         </w:tc>
@@ -4174,7 +4174,7 @@
                 <w:i w:val="0"/>
                 <w:sz w:val="20"/>
               </w:rPr>
-              <w:t>☐</w:t>
+              <w:t>✅</w:t>
             </w:r>
           </w:p>
         </w:tc>
@@ -4200,7 +4200,7 @@
                 <w:i w:val="0"/>
                 <w:sz w:val="20"/>
               </w:rPr>
-              <w:t>—</w:t>
+              <w:t>Verificado por Cézar Hiraki em 13/05/2026</w:t>
             </w:r>
           </w:p>
         </w:tc>
@@ -4280,7 +4280,7 @@
                 <w:i w:val="0"/>
                 <w:sz w:val="20"/>
               </w:rPr>
-              <w:t>☐</w:t>
+              <w:t>✅</w:t>
             </w:r>
           </w:p>
         </w:tc>
@@ -4305,7 +4305,7 @@
                 <w:i w:val="0"/>
                 <w:sz w:val="20"/>
               </w:rPr>
-              <w:t>—</w:t>
+              <w:t>Verificado por Cézar Hiraki em 13/05/2026</w:t>
             </w:r>
           </w:p>
         </w:tc>
@@ -4388,7 +4388,7 @@
                 <w:i w:val="0"/>
                 <w:sz w:val="20"/>
               </w:rPr>
-              <w:t>☐</w:t>
+              <w:t>✅</w:t>
             </w:r>
           </w:p>
         </w:tc>
@@ -4414,7 +4414,7 @@
                 <w:i w:val="0"/>
                 <w:sz w:val="20"/>
               </w:rPr>
-              <w:t>—</w:t>
+              <w:t>Verificado por Cézar Hiraki em 13/05/2026</w:t>
             </w:r>
           </w:p>
         </w:tc>
@@ -4649,7 +4649,7 @@
                 <w:i w:val="0"/>
                 <w:sz w:val="20"/>
               </w:rPr>
-              <w:t>☐</w:t>
+              <w:t>✅</w:t>
             </w:r>
           </w:p>
         </w:tc>
@@ -4675,7 +4675,7 @@
                 <w:i w:val="0"/>
                 <w:sz w:val="20"/>
               </w:rPr>
-              <w:t>—</w:t>
+              <w:t>Verificado por Cézar Hiraki em 13/05/2026</w:t>
             </w:r>
           </w:p>
         </w:tc>
@@ -4755,7 +4755,7 @@
                 <w:i w:val="0"/>
                 <w:sz w:val="20"/>
               </w:rPr>
-              <w:t>☐</w:t>
+              <w:t>✅</w:t>
             </w:r>
           </w:p>
         </w:tc>
@@ -4780,7 +4780,7 @@
                 <w:i w:val="0"/>
                 <w:sz w:val="20"/>
               </w:rPr>
-              <w:t>—</w:t>
+              <w:t>Verificado por Cézar Hiraki em 13/05/2026</w:t>
             </w:r>
           </w:p>
         </w:tc>
@@ -4863,7 +4863,7 @@
                 <w:i w:val="0"/>
                 <w:sz w:val="20"/>
               </w:rPr>
-              <w:t>☐</w:t>
+              <w:t>✅</w:t>
             </w:r>
           </w:p>
         </w:tc>
@@ -4889,7 +4889,7 @@
                 <w:i w:val="0"/>
                 <w:sz w:val="20"/>
               </w:rPr>
-              <w:t>—</w:t>
+              <w:t>Verificado por Cézar Hiraki em 13/05/2026</w:t>
             </w:r>
           </w:p>
         </w:tc>
@@ -5143,7 +5143,7 @@
                 <w:i w:val="0"/>
                 <w:sz w:val="20"/>
               </w:rPr>
-              <w:t>☐</w:t>
+              <w:t>✅</w:t>
             </w:r>
           </w:p>
         </w:tc>
@@ -5169,7 +5169,7 @@
                 <w:i w:val="0"/>
                 <w:sz w:val="20"/>
               </w:rPr>
-              <w:t>—</w:t>
+              <w:t>Verificado por Cézar Hiraki em 13/05/2026</w:t>
             </w:r>
           </w:p>
         </w:tc>
@@ -5249,7 +5249,7 @@
                 <w:i w:val="0"/>
                 <w:sz w:val="20"/>
               </w:rPr>
-              <w:t>☐</w:t>
+              <w:t>✅</w:t>
             </w:r>
           </w:p>
         </w:tc>
@@ -5274,7 +5274,7 @@
                 <w:i w:val="0"/>
                 <w:sz w:val="20"/>
               </w:rPr>
-              <w:t>—</w:t>
+              <w:t>Verificado por Cézar Hiraki em 13/05/2026</w:t>
             </w:r>
           </w:p>
         </w:tc>
@@ -5357,7 +5357,7 @@
                 <w:i w:val="0"/>
                 <w:sz w:val="20"/>
               </w:rPr>
-              <w:t>☐</w:t>
+              <w:t>✅</w:t>
             </w:r>
           </w:p>
         </w:tc>
@@ -5383,7 +5383,7 @@
                 <w:i w:val="0"/>
                 <w:sz w:val="20"/>
               </w:rPr>
-              <w:t>—</w:t>
+              <w:t>Verificado por Cézar Hiraki em 13/05/2026</w:t>
             </w:r>
           </w:p>
         </w:tc>
@@ -5637,7 +5637,7 @@
                 <w:i w:val="0"/>
                 <w:sz w:val="20"/>
               </w:rPr>
-              <w:t>☐</w:t>
+              <w:t>✅</w:t>
             </w:r>
           </w:p>
         </w:tc>
@@ -5663,7 +5663,7 @@
                 <w:i w:val="0"/>
                 <w:sz w:val="20"/>
               </w:rPr>
-              <w:t>—</w:t>
+              <w:t>Verificado por Cézar Hiraki em 13/05/2026</w:t>
             </w:r>
           </w:p>
         </w:tc>
@@ -5743,7 +5743,7 @@
                 <w:i w:val="0"/>
                 <w:sz w:val="20"/>
               </w:rPr>
-              <w:t>☐</w:t>
+              <w:t>✅</w:t>
             </w:r>
           </w:p>
         </w:tc>
@@ -5768,7 +5768,7 @@
                 <w:i w:val="0"/>
                 <w:sz w:val="20"/>
               </w:rPr>
-              <w:t>—</w:t>
+              <w:t>Verificado por Cézar Hiraki em 13/05/2026</w:t>
             </w:r>
           </w:p>
         </w:tc>
@@ -5851,7 +5851,7 @@
                 <w:i w:val="0"/>
                 <w:sz w:val="20"/>
               </w:rPr>
-              <w:t>☐</w:t>
+              <w:t>✅</w:t>
             </w:r>
           </w:p>
         </w:tc>
@@ -5877,7 +5877,7 @@
                 <w:i w:val="0"/>
                 <w:sz w:val="20"/>
               </w:rPr>
-              <w:t>—</w:t>
+              <w:t>Verificado por Cézar Hiraki em 13/05/2026</w:t>
             </w:r>
           </w:p>
         </w:tc>
@@ -6141,7 +6141,7 @@
                 <w:i w:val="0"/>
                 <w:sz w:val="20"/>
               </w:rPr>
-              <w:t>☐</w:t>
+              <w:t>✅</w:t>
             </w:r>
           </w:p>
         </w:tc>
@@ -6167,7 +6167,7 @@
                 <w:i w:val="0"/>
                 <w:sz w:val="20"/>
               </w:rPr>
-              <w:t>—</w:t>
+              <w:t>Verificado por Cézar Hiraki em 13/05/2026</w:t>
             </w:r>
           </w:p>
         </w:tc>
@@ -6266,7 +6266,7 @@
                 <w:i w:val="0"/>
                 <w:sz w:val="20"/>
               </w:rPr>
-              <w:t>☐</w:t>
+              <w:t>✅</w:t>
             </w:r>
           </w:p>
         </w:tc>
@@ -6291,7 +6291,7 @@
                 <w:i w:val="0"/>
                 <w:sz w:val="20"/>
               </w:rPr>
-              <w:t>—</w:t>
+              <w:t>Verificado por Cézar Hiraki em 13/05/2026</w:t>
             </w:r>
           </w:p>
         </w:tc>
@@ -6374,7 +6374,7 @@
                 <w:i w:val="0"/>
                 <w:sz w:val="20"/>
               </w:rPr>
-              <w:t>☐</w:t>
+              <w:t>✅</w:t>
             </w:r>
           </w:p>
         </w:tc>
@@ -6400,7 +6400,7 @@
                 <w:i w:val="0"/>
                 <w:sz w:val="20"/>
               </w:rPr>
-              <w:t>—</w:t>
+              <w:t>Verificado por Cézar Hiraki em 13/05/2026</w:t>
             </w:r>
           </w:p>
         </w:tc>
@@ -6664,7 +6664,7 @@
                 <w:i w:val="0"/>
                 <w:sz w:val="20"/>
               </w:rPr>
-              <w:t>☐</w:t>
+              <w:t>✅</w:t>
             </w:r>
           </w:p>
         </w:tc>
@@ -6690,7 +6690,7 @@
                 <w:i w:val="0"/>
                 <w:sz w:val="20"/>
               </w:rPr>
-              <w:t>—</w:t>
+              <w:t>Verificado por Cézar Hiraki em 13/05/2026</w:t>
             </w:r>
           </w:p>
         </w:tc>
@@ -6789,7 +6789,7 @@
                 <w:i w:val="0"/>
                 <w:sz w:val="20"/>
               </w:rPr>
-              <w:t>☐</w:t>
+              <w:t>✅</w:t>
             </w:r>
           </w:p>
         </w:tc>
@@ -6814,7 +6814,7 @@
                 <w:i w:val="0"/>
                 <w:sz w:val="20"/>
               </w:rPr>
-              <w:t>—</w:t>
+              <w:t>Verificado por Cézar Hiraki em 13/05/2026</w:t>
             </w:r>
           </w:p>
         </w:tc>
@@ -6897,7 +6897,7 @@
                 <w:i w:val="0"/>
                 <w:sz w:val="20"/>
               </w:rPr>
-              <w:t>☐</w:t>
+              <w:t>✅</w:t>
             </w:r>
           </w:p>
         </w:tc>
@@ -6923,7 +6923,7 @@
                 <w:i w:val="0"/>
                 <w:sz w:val="20"/>
               </w:rPr>
-              <w:t>—</w:t>
+              <w:t>Verificado por Cézar Hiraki em 13/05/2026</w:t>
             </w:r>
           </w:p>
         </w:tc>
@@ -7158,7 +7158,7 @@
                 <w:i w:val="0"/>
                 <w:sz w:val="20"/>
               </w:rPr>
-              <w:t>☐</w:t>
+              <w:t>✅</w:t>
             </w:r>
           </w:p>
         </w:tc>
@@ -7184,7 +7184,7 @@
                 <w:i w:val="0"/>
                 <w:sz w:val="20"/>
               </w:rPr>
-              <w:t>—</w:t>
+              <w:t>Verificado por Cézar Hiraki em 13/05/2026</w:t>
             </w:r>
           </w:p>
         </w:tc>
@@ -7264,7 +7264,7 @@
                 <w:i w:val="0"/>
                 <w:sz w:val="20"/>
               </w:rPr>
-              <w:t>☐</w:t>
+              <w:t>✅</w:t>
             </w:r>
           </w:p>
         </w:tc>
@@ -7289,7 +7289,7 @@
                 <w:i w:val="0"/>
                 <w:sz w:val="20"/>
               </w:rPr>
-              <w:t>—</w:t>
+              <w:t>Verificado por Cézar Hiraki em 13/05/2026</w:t>
             </w:r>
           </w:p>
         </w:tc>
@@ -7524,7 +7524,7 @@
                 <w:i w:val="0"/>
                 <w:sz w:val="20"/>
               </w:rPr>
-              <w:t>☐</w:t>
+              <w:t>✅</w:t>
             </w:r>
           </w:p>
         </w:tc>
@@ -7550,7 +7550,7 @@
                 <w:i w:val="0"/>
                 <w:sz w:val="20"/>
               </w:rPr>
-              <w:t>—</w:t>
+              <w:t>Verificado por Cézar Hiraki em 13/05/2026</w:t>
             </w:r>
           </w:p>
         </w:tc>
@@ -7630,7 +7630,7 @@
                 <w:i w:val="0"/>
                 <w:sz w:val="20"/>
               </w:rPr>
-              <w:t>☐</w:t>
+              <w:t>✅</w:t>
             </w:r>
           </w:p>
         </w:tc>
@@ -7655,7 +7655,7 @@
                 <w:i w:val="0"/>
                 <w:sz w:val="20"/>
               </w:rPr>
-              <w:t>—</w:t>
+              <w:t>Verificado por Cézar Hiraki em 13/05/2026</w:t>
             </w:r>
           </w:p>
         </w:tc>
@@ -8088,6 +8088,112 @@
                 <w:sz w:val="20"/>
               </w:rPr>
               <w:t>Substituídos testes de software e Gherkin por checklist de verificação de configuração — adequação ao tipo de projeto (configuração de ferramenta, não desenvolvimento de software)</w:t>
+            </w:r>
+          </w:p>
+        </w:tc>
+      </w:tr>
+      <w:tr>
+        <w:trPr>
+          <w:cantSplit w:val="1"/>
+        </w:trPr>
+        <w:tc>
+          <w:tcPr>
+            <w:tcW w:type="dxa" w:w="2225"/>
+            <w:tcMar>
+              <w:top w:w="60" w:type="dxa"/>
+              <w:bottom w:w="60" w:type="dxa"/>
+              <w:left w:w="100" w:type="dxa"/>
+              <w:right w:w="100" w:type="dxa"/>
+            </w:tcMar>
+            <w:shd w:val="clear" w:color="auto" w:fill="F0F4F8"/>
+          </w:tcPr>
+          <w:p>
+            <w:pPr>
+              <w:spacing w:before="40" w:after="40"/>
+            </w:pPr>
+            <w:r>
+              <w:rPr>
+                <w:rFonts w:ascii="Calibri" w:hAnsi="Calibri"/>
+                <w:b/>
+                <w:i w:val="0"/>
+                <w:sz w:val="20"/>
+              </w:rPr>
+              <w:t>1.2</w:t>
+            </w:r>
+          </w:p>
+        </w:tc>
+        <w:tc>
+          <w:tcPr>
+            <w:tcW w:type="dxa" w:w="2225"/>
+            <w:tcMar>
+              <w:top w:w="60" w:type="dxa"/>
+              <w:bottom w:w="60" w:type="dxa"/>
+              <w:left w:w="100" w:type="dxa"/>
+              <w:right w:w="100" w:type="dxa"/>
+            </w:tcMar>
+          </w:tcPr>
+          <w:p>
+            <w:pPr>
+              <w:spacing w:before="40" w:after="40"/>
+            </w:pPr>
+            <w:r>
+              <w:rPr>
+                <w:rFonts w:ascii="Calibri" w:hAnsi="Calibri"/>
+                <w:b w:val="0"/>
+                <w:i w:val="0"/>
+                <w:sz w:val="20"/>
+              </w:rPr>
+              <w:t>10/06/2026</w:t>
+            </w:r>
+          </w:p>
+        </w:tc>
+        <w:tc>
+          <w:tcPr>
+            <w:tcW w:type="dxa" w:w="2225"/>
+            <w:tcMar>
+              <w:top w:w="60" w:type="dxa"/>
+              <w:bottom w:w="60" w:type="dxa"/>
+              <w:left w:w="100" w:type="dxa"/>
+              <w:right w:w="100" w:type="dxa"/>
+            </w:tcMar>
+          </w:tcPr>
+          <w:p>
+            <w:pPr>
+              <w:spacing w:before="40" w:after="40"/>
+            </w:pPr>
+            <w:r>
+              <w:rPr>
+                <w:rFonts w:ascii="Calibri" w:hAnsi="Calibri"/>
+                <w:b w:val="0"/>
+                <w:i w:val="0"/>
+                <w:sz w:val="20"/>
+              </w:rPr>
+              <w:t>Time de Melhoria Contínua</w:t>
+            </w:r>
+          </w:p>
+        </w:tc>
+        <w:tc>
+          <w:tcPr>
+            <w:tcW w:type="dxa" w:w="2225"/>
+            <w:tcMar>
+              <w:top w:w="60" w:type="dxa"/>
+              <w:bottom w:w="60" w:type="dxa"/>
+              <w:left w:w="100" w:type="dxa"/>
+              <w:right w:w="100" w:type="dxa"/>
+            </w:tcMar>
+          </w:tcPr>
+          <w:p>
+            <w:pPr>
+              <w:spacing w:before="40" w:after="40"/>
+            </w:pPr>
+            <w:r>
+              <w:rPr>
+                <w:rFonts w:ascii="Calibri" w:hAnsi="Calibri"/>
+                <w:b w:val="0"/>
+                <w:i w:val="0"/>
+                <w:sz w:val="20"/>
+              </w:rPr>
+              <w:t>Checklist preenchido com resultados da verificação técnica de 13/05/2026 (Cézar Hiraki — 36 itens ✅, 0 não conformidades)</w:t>
             </w:r>
           </w:p>
         </w:tc>
